--- a/docs/juara-league-srs-modul4.docx
+++ b/docs/juara-league-srs-modul4.docx
@@ -4805,7 +4805,545 @@
           <w:sz w:val="26"/>
           <w:szCs w:val="26"/>
         </w:rPr>
-        <w:t xml:space="preserve">2.9 Listing dan Pencarian Turnamen</w:t>
+        <w:t xml:space="preserve">2.10 Sistem Approval Turnamen (Free Tier)</w:t>
+      </w:r>
+    </w:p>
+    <w:p>
+      <w:pPr>
+        <w:spacing w:before="80" w:after="80"/>
+      </w:pPr>
+      <w:r>
+        <w:rPr>
+          <w:rFonts w:ascii="Arial" w:cs="Arial" w:eastAsia="Arial" w:hAnsi="Arial"/>
+          <w:color w:val="111827"/>
+          <w:sz w:val="22"/>
+          <w:szCs w:val="22"/>
+        </w:rPr>
+        <w:t xml:space="preserve">Setiap turnamen yang dibuat oleh Free user harus melalui proses approval sebelum dapat dipublikasikan. Pro user melewati proses ini secara otomatis.</w:t>
+      </w:r>
+    </w:p>
+    <w:p>
+      <w:pPr>
+        <w:spacing w:before="0" w:after="0"/>
+      </w:pPr>
+      <w:r>
+        <w:rPr>
+          <w:sz w:val="22"/>
+          <w:szCs w:val="22"/>
+        </w:rPr>
+        <w:t xml:space="preserve"/>
+      </w:r>
+    </w:p>
+    <w:p>
+      <w:pPr>
+        <w:pStyle w:val="Heading3"/>
+        <w:spacing w:before="220" w:after="100"/>
+      </w:pPr>
+      <w:r>
+        <w:rPr>
+          <w:rFonts w:ascii="Arial" w:cs="Arial" w:eastAsia="Arial" w:hAnsi="Arial"/>
+          <w:b/>
+          <w:bCs/>
+          <w:color w:val="1A56DB"/>
+          <w:sz w:val="22"/>
+          <w:szCs w:val="22"/>
+        </w:rPr>
+        <w:t xml:space="preserve">2.10.1 Alur Semi-Auto Approval</w:t>
+      </w:r>
+    </w:p>
+    <w:p>
+      <w:pPr>
+        <w:pStyle w:val="ListParagraph"/>
+        <w:numPr>
+          <w:ilvl w:val="0"/>
+          <w:numId w:val="3"/>
+        </w:numPr>
+        <w:spacing w:before="60" w:after="60"/>
+      </w:pPr>
+      <w:r>
+        <w:rPr>
+          <w:rFonts w:ascii="Arial" w:cs="Arial" w:eastAsia="Arial" w:hAnsi="Arial"/>
+          <w:color w:val="111827"/>
+          <w:sz w:val="22"/>
+          <w:szCs w:val="22"/>
+        </w:rPr>
+        <w:t xml:space="preserve">Organizer membuat turnamen — sistem cek tier organizer.</w:t>
+      </w:r>
+    </w:p>
+    <w:p>
+      <w:pPr>
+        <w:pStyle w:val="ListParagraph"/>
+        <w:numPr>
+          <w:ilvl w:val="0"/>
+          <w:numId w:val="3"/>
+        </w:numPr>
+        <w:spacing w:before="60" w:after="60"/>
+      </w:pPr>
+      <w:r>
+        <w:rPr>
+          <w:rFonts w:ascii="Arial" w:cs="Arial" w:eastAsia="Arial" w:hAnsi="Arial"/>
+          <w:color w:val="111827"/>
+          <w:sz w:val="22"/>
+          <w:szCs w:val="22"/>
+        </w:rPr>
+        <w:t xml:space="preserve">Jika Pro: turnamen langsung berstatus draft, skip approval.</w:t>
+      </w:r>
+    </w:p>
+    <w:p>
+      <w:pPr>
+        <w:pStyle w:val="ListParagraph"/>
+        <w:numPr>
+          <w:ilvl w:val="0"/>
+          <w:numId w:val="3"/>
+        </w:numPr>
+        <w:spacing w:before="60" w:after="60"/>
+      </w:pPr>
+      <w:r>
+        <w:rPr>
+          <w:rFonts w:ascii="Arial" w:cs="Arial" w:eastAsia="Arial" w:hAnsi="Arial"/>
+          <w:color w:val="111827"/>
+          <w:sz w:val="22"/>
+          <w:szCs w:val="22"/>
+        </w:rPr>
+        <w:t xml:space="preserve">Jika Free: sistem menjalankan pengecekan kriteria auto-approve:</w:t>
+      </w:r>
+    </w:p>
+    <w:p>
+      <w:pPr>
+        <w:pStyle w:val="ListParagraph"/>
+        <w:numPr>
+          <w:ilvl w:val="0"/>
+          <w:numId w:val="2"/>
+        </w:numPr>
+        <w:spacing w:before="60" w:after="60"/>
+      </w:pPr>
+      <w:r>
+        <w:rPr>
+          <w:rFonts w:ascii="Arial" w:cs="Arial" w:eastAsia="Arial" w:hAnsi="Arial"/>
+          <w:color w:val="111827"/>
+          <w:sz w:val="22"/>
+          <w:szCs w:val="22"/>
+        </w:rPr>
+        <w:t xml:space="preserve">Email organizer sudah diverifikasi</w:t>
+      </w:r>
+    </w:p>
+    <w:p>
+      <w:pPr>
+        <w:pStyle w:val="ListParagraph"/>
+        <w:numPr>
+          <w:ilvl w:val="0"/>
+          <w:numId w:val="2"/>
+        </w:numPr>
+        <w:spacing w:before="60" w:after="60"/>
+      </w:pPr>
+      <w:r>
+        <w:rPr>
+          <w:rFonts w:ascii="Arial" w:cs="Arial" w:eastAsia="Arial" w:hAnsi="Arial"/>
+          <w:color w:val="111827"/>
+          <w:sz w:val="22"/>
+          <w:szCs w:val="22"/>
+        </w:rPr>
+        <w:t xml:space="preserve">Akun berumur lebih dari 7 hari</w:t>
+      </w:r>
+    </w:p>
+    <w:p>
+      <w:pPr>
+        <w:pStyle w:val="ListParagraph"/>
+        <w:numPr>
+          <w:ilvl w:val="0"/>
+          <w:numId w:val="2"/>
+        </w:numPr>
+        <w:spacing w:before="60" w:after="60"/>
+      </w:pPr>
+      <w:r>
+        <w:rPr>
+          <w:rFonts w:ascii="Arial" w:cs="Arial" w:eastAsia="Arial" w:hAnsi="Arial"/>
+          <w:color w:val="111827"/>
+          <w:sz w:val="22"/>
+          <w:szCs w:val="22"/>
+        </w:rPr>
+        <w:t xml:space="preserve">Nama turnamen tidak mengandung kata terlarang</w:t>
+      </w:r>
+    </w:p>
+    <w:p>
+      <w:pPr>
+        <w:pStyle w:val="ListParagraph"/>
+        <w:numPr>
+          <w:ilvl w:val="0"/>
+          <w:numId w:val="2"/>
+        </w:numPr>
+        <w:spacing w:before="60" w:after="60"/>
+      </w:pPr>
+      <w:r>
+        <w:rPr>
+          <w:rFonts w:ascii="Arial" w:cs="Arial" w:eastAsia="Arial" w:hAnsi="Arial"/>
+          <w:color w:val="111827"/>
+          <w:sz w:val="22"/>
+          <w:szCs w:val="22"/>
+        </w:rPr>
+        <w:t xml:space="preserve">Akun tidak sedang suspend atau warning</w:t>
+      </w:r>
+    </w:p>
+    <w:p>
+      <w:pPr>
+        <w:pStyle w:val="ListParagraph"/>
+        <w:numPr>
+          <w:ilvl w:val="0"/>
+          <w:numId w:val="2"/>
+        </w:numPr>
+        <w:spacing w:before="60" w:after="60"/>
+      </w:pPr>
+      <w:r>
+        <w:rPr>
+          <w:rFonts w:ascii="Arial" w:cs="Arial" w:eastAsia="Arial" w:hAnsi="Arial"/>
+          <w:color w:val="111827"/>
+          <w:sz w:val="22"/>
+          <w:szCs w:val="22"/>
+        </w:rPr>
+        <w:t xml:space="preserve">Kuota bulanan belum habis (&lt; 5 turnamen bulan ini)</w:t>
+      </w:r>
+    </w:p>
+    <w:p>
+      <w:pPr>
+        <w:pStyle w:val="ListParagraph"/>
+        <w:numPr>
+          <w:ilvl w:val="0"/>
+          <w:numId w:val="3"/>
+        </w:numPr>
+        <w:spacing w:before="60" w:after="60"/>
+      </w:pPr>
+      <w:r>
+        <w:rPr>
+          <w:rFonts w:ascii="Arial" w:cs="Arial" w:eastAsia="Arial" w:hAnsi="Arial"/>
+          <w:color w:val="111827"/>
+          <w:sz w:val="22"/>
+          <w:szCs w:val="22"/>
+        </w:rPr>
+        <w:t xml:space="preserve">Jika semua kriteria terpenuhi: approval_status = auto_approved, turnamen langsung draft.</w:t>
+      </w:r>
+    </w:p>
+    <w:p>
+      <w:pPr>
+        <w:pStyle w:val="ListParagraph"/>
+        <w:numPr>
+          <w:ilvl w:val="0"/>
+          <w:numId w:val="3"/>
+        </w:numPr>
+        <w:spacing w:before="60" w:after="60"/>
+      </w:pPr>
+      <w:r>
+        <w:rPr>
+          <w:rFonts w:ascii="Arial" w:cs="Arial" w:eastAsia="Arial" w:hAnsi="Arial"/>
+          <w:color w:val="111827"/>
+          <w:sz w:val="22"/>
+          <w:szCs w:val="22"/>
+        </w:rPr>
+        <w:t xml:space="preserve">Jika ada kriteria gagal: approval_status = pending_review, masuk antrian review admin.</w:t>
+      </w:r>
+    </w:p>
+    <w:p>
+      <w:pPr>
+        <w:pStyle w:val="ListParagraph"/>
+        <w:numPr>
+          <w:ilvl w:val="0"/>
+          <w:numId w:val="3"/>
+        </w:numPr>
+        <w:spacing w:before="60" w:after="60"/>
+      </w:pPr>
+      <w:r>
+        <w:rPr>
+          <w:rFonts w:ascii="Arial" w:cs="Arial" w:eastAsia="Arial" w:hAnsi="Arial"/>
+          <w:color w:val="111827"/>
+          <w:sz w:val="22"/>
+          <w:szCs w:val="22"/>
+        </w:rPr>
+        <w:t xml:space="preserve">Admin mereview dan memutuskan approved atau rejected.</w:t>
+      </w:r>
+    </w:p>
+    <w:p>
+      <w:pPr>
+        <w:pStyle w:val="ListParagraph"/>
+        <w:numPr>
+          <w:ilvl w:val="0"/>
+          <w:numId w:val="3"/>
+        </w:numPr>
+        <w:spacing w:before="60" w:after="60"/>
+      </w:pPr>
+      <w:r>
+        <w:rPr>
+          <w:rFonts w:ascii="Arial" w:cs="Arial" w:eastAsia="Arial" w:hAnsi="Arial"/>
+          <w:color w:val="111827"/>
+          <w:sz w:val="22"/>
+          <w:szCs w:val="22"/>
+        </w:rPr>
+        <w:t xml:space="preserve">Jika approved: turnamen berstatus draft, notifikasi ke organizer.</w:t>
+      </w:r>
+    </w:p>
+    <w:p>
+      <w:pPr>
+        <w:pStyle w:val="ListParagraph"/>
+        <w:numPr>
+          <w:ilvl w:val="0"/>
+          <w:numId w:val="3"/>
+        </w:numPr>
+        <w:spacing w:before="60" w:after="60"/>
+      </w:pPr>
+      <w:r>
+        <w:rPr>
+          <w:rFonts w:ascii="Arial" w:cs="Arial" w:eastAsia="Arial" w:hAnsi="Arial"/>
+          <w:color w:val="111827"/>
+          <w:sz w:val="22"/>
+          <w:szCs w:val="22"/>
+        </w:rPr>
+        <w:t xml:space="preserve">Jika rejected: notifikasi ke organizer beserta alasan penolakan.</w:t>
+      </w:r>
+    </w:p>
+    <w:p>
+      <w:pPr>
+        <w:spacing w:before="0" w:after="0"/>
+      </w:pPr>
+      <w:r>
+        <w:rPr>
+          <w:sz w:val="22"/>
+          <w:szCs w:val="22"/>
+        </w:rPr>
+        <w:t xml:space="preserve"/>
+      </w:r>
+    </w:p>
+    <w:p>
+      <w:pPr>
+        <w:pStyle w:val="Heading3"/>
+        <w:spacing w:before="220" w:after="100"/>
+      </w:pPr>
+      <w:r>
+        <w:rPr>
+          <w:rFonts w:ascii="Arial" w:cs="Arial" w:eastAsia="Arial" w:hAnsi="Arial"/>
+          <w:b/>
+          <w:bCs/>
+          <w:color w:val="1A56DB"/>
+          <w:sz w:val="22"/>
+          <w:szCs w:val="22"/>
+        </w:rPr>
+        <w:t xml:space="preserve">2.10.2 Kuota Turnamen Free Tier</w:t>
+      </w:r>
+    </w:p>
+    <w:p>
+      <w:pPr>
+        <w:pStyle w:val="ListParagraph"/>
+        <w:numPr>
+          <w:ilvl w:val="0"/>
+          <w:numId w:val="2"/>
+        </w:numPr>
+        <w:spacing w:before="60" w:after="60"/>
+      </w:pPr>
+      <w:r>
+        <w:rPr>
+          <w:rFonts w:ascii="Arial" w:cs="Arial" w:eastAsia="Arial" w:hAnsi="Arial"/>
+          <w:color w:val="111827"/>
+          <w:sz w:val="22"/>
+          <w:szCs w:val="22"/>
+        </w:rPr>
+        <w:t xml:space="preserve">Free user dapat membuat maksimal 5 turnamen per bulan kalender</w:t>
+      </w:r>
+    </w:p>
+    <w:p>
+      <w:pPr>
+        <w:pStyle w:val="ListParagraph"/>
+        <w:numPr>
+          <w:ilvl w:val="0"/>
+          <w:numId w:val="2"/>
+        </w:numPr>
+        <w:spacing w:before="60" w:after="60"/>
+      </w:pPr>
+      <w:r>
+        <w:rPr>
+          <w:rFonts w:ascii="Arial" w:cs="Arial" w:eastAsia="Arial" w:hAnsi="Arial"/>
+          <w:color w:val="111827"/>
+          <w:sz w:val="22"/>
+          <w:szCs w:val="22"/>
+        </w:rPr>
+        <w:t xml:space="preserve">Hitungan kuota berdasarkan bulan berjalan (reset tiap tanggal 1)</w:t>
+      </w:r>
+    </w:p>
+    <w:p>
+      <w:pPr>
+        <w:pStyle w:val="ListParagraph"/>
+        <w:numPr>
+          <w:ilvl w:val="0"/>
+          <w:numId w:val="2"/>
+        </w:numPr>
+        <w:spacing w:before="60" w:after="60"/>
+      </w:pPr>
+      <w:r>
+        <w:rPr>
+          <w:rFonts w:ascii="Arial" w:cs="Arial" w:eastAsia="Arial" w:hAnsi="Arial"/>
+          <w:color w:val="111827"/>
+          <w:sz w:val="22"/>
+          <w:szCs w:val="22"/>
+        </w:rPr>
+        <w:t xml:space="preserve">Turnamen yang ditolak (rejected) tetap dihitung sebagai kuota terpakai</w:t>
+      </w:r>
+    </w:p>
+    <w:p>
+      <w:pPr>
+        <w:pStyle w:val="ListParagraph"/>
+        <w:numPr>
+          <w:ilvl w:val="0"/>
+          <w:numId w:val="2"/>
+        </w:numPr>
+        <w:spacing w:before="60" w:after="60"/>
+      </w:pPr>
+      <w:r>
+        <w:rPr>
+          <w:rFonts w:ascii="Arial" w:cs="Arial" w:eastAsia="Arial" w:hAnsi="Arial"/>
+          <w:color w:val="111827"/>
+          <w:sz w:val="22"/>
+          <w:szCs w:val="22"/>
+        </w:rPr>
+        <w:t xml:space="preserve">Jika kuota habis, organizer mendapat error dan saran upgrade ke Pro</w:t>
+      </w:r>
+    </w:p>
+    <w:p>
+      <w:pPr>
+        <w:spacing w:before="0" w:after="0"/>
+      </w:pPr>
+      <w:r>
+        <w:rPr>
+          <w:sz w:val="22"/>
+          <w:szCs w:val="22"/>
+        </w:rPr>
+        <w:t xml:space="preserve"/>
+      </w:r>
+    </w:p>
+    <w:p>
+      <w:pPr>
+        <w:pStyle w:val="Heading2"/>
+        <w:spacing w:before="300" w:after="140"/>
+      </w:pPr>
+      <w:r>
+        <w:rPr>
+          <w:rFonts w:ascii="Arial" w:cs="Arial" w:eastAsia="Arial" w:hAnsi="Arial"/>
+          <w:b/>
+          <w:bCs/>
+          <w:color w:val="111827"/>
+          <w:sz w:val="26"/>
+          <w:szCs w:val="26"/>
+        </w:rPr>
+        <w:t xml:space="preserve">2.11 Admin Platform — Review Turnamen</w:t>
+      </w:r>
+    </w:p>
+    <w:p>
+      <w:pPr>
+        <w:spacing w:before="80" w:after="80"/>
+      </w:pPr>
+      <w:r>
+        <w:rPr>
+          <w:rFonts w:ascii="Arial" w:cs="Arial" w:eastAsia="Arial" w:hAnsi="Arial"/>
+          <w:color w:val="111827"/>
+          <w:sz w:val="22"/>
+          <w:szCs w:val="22"/>
+        </w:rPr>
+        <w:t xml:space="preserve">Admin platform dapat melihat antrian turnamen pending_review dan melakukan keputusan approval.</w:t>
+      </w:r>
+    </w:p>
+    <w:p>
+      <w:pPr>
+        <w:spacing w:before="0" w:after="0"/>
+      </w:pPr>
+      <w:r>
+        <w:rPr>
+          <w:sz w:val="22"/>
+          <w:szCs w:val="22"/>
+        </w:rPr>
+        <w:t xml:space="preserve"/>
+      </w:r>
+    </w:p>
+    <w:p>
+      <w:pPr>
+        <w:pStyle w:val="ListParagraph"/>
+        <w:numPr>
+          <w:ilvl w:val="0"/>
+          <w:numId w:val="2"/>
+        </w:numPr>
+        <w:spacing w:before="60" w:after="60"/>
+      </w:pPr>
+      <w:r>
+        <w:rPr>
+          <w:rFonts w:ascii="Arial" w:cs="Arial" w:eastAsia="Arial" w:hAnsi="Arial"/>
+          <w:color w:val="111827"/>
+          <w:sz w:val="22"/>
+          <w:szCs w:val="22"/>
+        </w:rPr>
+        <w:t xml:space="preserve">Admin melihat daftar turnamen dengan approval_status = pending_review</w:t>
+      </w:r>
+    </w:p>
+    <w:p>
+      <w:pPr>
+        <w:pStyle w:val="ListParagraph"/>
+        <w:numPr>
+          <w:ilvl w:val="0"/>
+          <w:numId w:val="2"/>
+        </w:numPr>
+        <w:spacing w:before="60" w:after="60"/>
+      </w:pPr>
+      <w:r>
+        <w:rPr>
+          <w:rFonts w:ascii="Arial" w:cs="Arial" w:eastAsia="Arial" w:hAnsi="Arial"/>
+          <w:color w:val="111827"/>
+          <w:sz w:val="22"/>
+          <w:szCs w:val="22"/>
+        </w:rPr>
+        <w:t xml:space="preserve">Admin dapat melihat detail turnamen, profil organizer, dan log auto-check</w:t>
+      </w:r>
+    </w:p>
+    <w:p>
+      <w:pPr>
+        <w:pStyle w:val="ListParagraph"/>
+        <w:numPr>
+          <w:ilvl w:val="0"/>
+          <w:numId w:val="2"/>
+        </w:numPr>
+        <w:spacing w:before="60" w:after="60"/>
+      </w:pPr>
+      <w:r>
+        <w:rPr>
+          <w:rFonts w:ascii="Arial" w:cs="Arial" w:eastAsia="Arial" w:hAnsi="Arial"/>
+          <w:color w:val="111827"/>
+          <w:sz w:val="22"/>
+          <w:szCs w:val="22"/>
+        </w:rPr>
+        <w:t xml:space="preserve">Admin memilih Approve atau Reject dengan mengisi catatan (wajib jika reject)</w:t>
+      </w:r>
+    </w:p>
+    <w:p>
+      <w:pPr>
+        <w:pStyle w:val="ListParagraph"/>
+        <w:numPr>
+          <w:ilvl w:val="0"/>
+          <w:numId w:val="2"/>
+        </w:numPr>
+        <w:spacing w:before="60" w:after="60"/>
+      </w:pPr>
+      <w:r>
+        <w:rPr>
+          <w:rFonts w:ascii="Arial" w:cs="Arial" w:eastAsia="Arial" w:hAnsi="Arial"/>
+          <w:color w:val="111827"/>
+          <w:sz w:val="22"/>
+          <w:szCs w:val="22"/>
+        </w:rPr>
+        <w:t xml:space="preserve">Sistem mencatat reviewed_by dan reviewed_at untuk audit trail</w:t>
+      </w:r>
+    </w:p>
+    <w:p>
+      <w:pPr>
+        <w:spacing w:before="0" w:after="0"/>
+      </w:pPr>
+      <w:r>
+        <w:rPr>
+          <w:sz w:val="22"/>
+          <w:szCs w:val="22"/>
+        </w:rPr>
+        <w:t xml:space="preserve"/>
       </w:r>
     </w:p>
     <w:p>
@@ -7080,6 +7618,242 @@
                 <w:sz w:val="20"/>
                 <w:szCs w:val="20"/>
               </w:rPr>
+              <w:t xml:space="preserve">/admin/tournaments/pending</w:t>
+            </w:r>
+          </w:p>
+        </w:tc>
+        <w:tc>
+          <w:tcPr>
+            <w:tcW w:type="dxa" w:w="1600"/>
+            <w:tcBorders>
+              <w:top w:val="single" w:color="E5E7EB" w:sz="1"/>
+              <w:left w:val="single" w:color="E5E7EB" w:sz="1"/>
+              <w:bottom w:val="single" w:color="E5E7EB" w:sz="1"/>
+              <w:right w:val="single" w:color="E5E7EB" w:sz="1"/>
+            </w:tcBorders>
+            <w:shd w:fill="FFFFFF" w:val="clear"/>
+            <w:tcMar>
+              <w:top w:type="dxa" w:w="80"/>
+              <w:left w:type="dxa" w:w="120"/>
+              <w:bottom w:type="dxa" w:w="80"/>
+              <w:right w:type="dxa" w:w="120"/>
+            </w:tcMar>
+          </w:tcPr>
+          <w:p>
+            <w:r>
+              <w:rPr>
+                <w:rFonts w:ascii="Arial" w:cs="Arial" w:eastAsia="Arial" w:hAnsi="Arial"/>
+                <w:color w:val="111827"/>
+                <w:sz w:val="20"/>
+                <w:szCs w:val="20"/>
+              </w:rPr>
+              <w:t xml:space="preserve">Bearer (Admin)</w:t>
+            </w:r>
+          </w:p>
+        </w:tc>
+        <w:tc>
+          <w:tcPr>
+            <w:tcW w:type="dxa" w:w="2260"/>
+            <w:tcBorders>
+              <w:top w:val="single" w:color="E5E7EB" w:sz="1"/>
+              <w:left w:val="single" w:color="E5E7EB" w:sz="1"/>
+              <w:bottom w:val="single" w:color="E5E7EB" w:sz="1"/>
+              <w:right w:val="single" w:color="E5E7EB" w:sz="1"/>
+            </w:tcBorders>
+            <w:shd w:fill="FFFFFF" w:val="clear"/>
+            <w:tcMar>
+              <w:top w:type="dxa" w:w="80"/>
+              <w:left w:type="dxa" w:w="120"/>
+              <w:bottom w:type="dxa" w:w="80"/>
+              <w:right w:type="dxa" w:w="120"/>
+            </w:tcMar>
+          </w:tcPr>
+          <w:p>
+            <w:r>
+              <w:rPr>
+                <w:rFonts w:ascii="Arial" w:cs="Arial" w:eastAsia="Arial" w:hAnsi="Arial"/>
+                <w:color w:val="111827"/>
+                <w:sz w:val="20"/>
+                <w:szCs w:val="20"/>
+              </w:rPr>
+              <w:t xml:space="preserve">List turnamen pending review</w:t>
+            </w:r>
+          </w:p>
+        </w:tc>
+      </w:tr>
+      <w:tr>
+        <w:tc>
+          <w:tcPr>
+            <w:tcW w:type="dxa" w:w="1000"/>
+            <w:tcBorders>
+              <w:top w:val="single" w:color="E5E7EB" w:sz="1"/>
+              <w:left w:val="single" w:color="E5E7EB" w:sz="1"/>
+              <w:bottom w:val="single" w:color="E5E7EB" w:sz="1"/>
+              <w:right w:val="single" w:color="E5E7EB" w:sz="1"/>
+            </w:tcBorders>
+            <w:shd w:fill="F3F4F6" w:val="clear"/>
+            <w:tcMar>
+              <w:top w:type="dxa" w:w="80"/>
+              <w:left w:type="dxa" w:w="120"/>
+              <w:bottom w:type="dxa" w:w="80"/>
+              <w:right w:type="dxa" w:w="120"/>
+            </w:tcMar>
+          </w:tcPr>
+          <w:p>
+            <w:r>
+              <w:rPr>
+                <w:rFonts w:ascii="Arial" w:cs="Arial" w:eastAsia="Arial" w:hAnsi="Arial"/>
+                <w:color w:val="111827"/>
+                <w:sz w:val="20"/>
+                <w:szCs w:val="20"/>
+              </w:rPr>
+              <w:t xml:space="preserve">PATCH</w:t>
+            </w:r>
+          </w:p>
+        </w:tc>
+        <w:tc>
+          <w:tcPr>
+            <w:tcW w:type="dxa" w:w="4500"/>
+            <w:tcBorders>
+              <w:top w:val="single" w:color="E5E7EB" w:sz="1"/>
+              <w:left w:val="single" w:color="E5E7EB" w:sz="1"/>
+              <w:bottom w:val="single" w:color="E5E7EB" w:sz="1"/>
+              <w:right w:val="single" w:color="E5E7EB" w:sz="1"/>
+            </w:tcBorders>
+            <w:shd w:fill="F3F4F6" w:val="clear"/>
+            <w:tcMar>
+              <w:top w:type="dxa" w:w="80"/>
+              <w:left w:type="dxa" w:w="120"/>
+              <w:bottom w:type="dxa" w:w="80"/>
+              <w:right w:type="dxa" w:w="120"/>
+            </w:tcMar>
+          </w:tcPr>
+          <w:p>
+            <w:r>
+              <w:rPr>
+                <w:rFonts w:ascii="Arial" w:cs="Arial" w:eastAsia="Arial" w:hAnsi="Arial"/>
+                <w:color w:val="111827"/>
+                <w:sz w:val="20"/>
+                <w:szCs w:val="20"/>
+              </w:rPr>
+              <w:t xml:space="preserve">/admin/tournaments/{id}/review</w:t>
+            </w:r>
+          </w:p>
+        </w:tc>
+        <w:tc>
+          <w:tcPr>
+            <w:tcW w:type="dxa" w:w="1600"/>
+            <w:tcBorders>
+              <w:top w:val="single" w:color="E5E7EB" w:sz="1"/>
+              <w:left w:val="single" w:color="E5E7EB" w:sz="1"/>
+              <w:bottom w:val="single" w:color="E5E7EB" w:sz="1"/>
+              <w:right w:val="single" w:color="E5E7EB" w:sz="1"/>
+            </w:tcBorders>
+            <w:shd w:fill="F3F4F6" w:val="clear"/>
+            <w:tcMar>
+              <w:top w:type="dxa" w:w="80"/>
+              <w:left w:type="dxa" w:w="120"/>
+              <w:bottom w:type="dxa" w:w="80"/>
+              <w:right w:type="dxa" w:w="120"/>
+            </w:tcMar>
+          </w:tcPr>
+          <w:p>
+            <w:r>
+              <w:rPr>
+                <w:rFonts w:ascii="Arial" w:cs="Arial" w:eastAsia="Arial" w:hAnsi="Arial"/>
+                <w:color w:val="111827"/>
+                <w:sz w:val="20"/>
+                <w:szCs w:val="20"/>
+              </w:rPr>
+              <w:t xml:space="preserve">Bearer (Admin)</w:t>
+            </w:r>
+          </w:p>
+        </w:tc>
+        <w:tc>
+          <w:tcPr>
+            <w:tcW w:type="dxa" w:w="2260"/>
+            <w:tcBorders>
+              <w:top w:val="single" w:color="E5E7EB" w:sz="1"/>
+              <w:left w:val="single" w:color="E5E7EB" w:sz="1"/>
+              <w:bottom w:val="single" w:color="E5E7EB" w:sz="1"/>
+              <w:right w:val="single" w:color="E5E7EB" w:sz="1"/>
+            </w:tcBorders>
+            <w:shd w:fill="F3F4F6" w:val="clear"/>
+            <w:tcMar>
+              <w:top w:type="dxa" w:w="80"/>
+              <w:left w:type="dxa" w:w="120"/>
+              <w:bottom w:type="dxa" w:w="80"/>
+              <w:right w:type="dxa" w:w="120"/>
+            </w:tcMar>
+          </w:tcPr>
+          <w:p>
+            <w:r>
+              <w:rPr>
+                <w:rFonts w:ascii="Arial" w:cs="Arial" w:eastAsia="Arial" w:hAnsi="Arial"/>
+                <w:color w:val="111827"/>
+                <w:sz w:val="20"/>
+                <w:szCs w:val="20"/>
+              </w:rPr>
+              <w:t xml:space="preserve">Approve atau reject turnamen</w:t>
+            </w:r>
+          </w:p>
+        </w:tc>
+      </w:tr>
+      <w:tr>
+        <w:tc>
+          <w:tcPr>
+            <w:tcW w:type="dxa" w:w="1000"/>
+            <w:tcBorders>
+              <w:top w:val="single" w:color="E5E7EB" w:sz="1"/>
+              <w:left w:val="single" w:color="E5E7EB" w:sz="1"/>
+              <w:bottom w:val="single" w:color="E5E7EB" w:sz="1"/>
+              <w:right w:val="single" w:color="E5E7EB" w:sz="1"/>
+            </w:tcBorders>
+            <w:shd w:fill="FFFFFF" w:val="clear"/>
+            <w:tcMar>
+              <w:top w:type="dxa" w:w="80"/>
+              <w:left w:type="dxa" w:w="120"/>
+              <w:bottom w:type="dxa" w:w="80"/>
+              <w:right w:type="dxa" w:w="120"/>
+            </w:tcMar>
+          </w:tcPr>
+          <w:p>
+            <w:r>
+              <w:rPr>
+                <w:rFonts w:ascii="Arial" w:cs="Arial" w:eastAsia="Arial" w:hAnsi="Arial"/>
+                <w:color w:val="111827"/>
+                <w:sz w:val="20"/>
+                <w:szCs w:val="20"/>
+              </w:rPr>
+              <w:t xml:space="preserve">GET</w:t>
+            </w:r>
+          </w:p>
+        </w:tc>
+        <w:tc>
+          <w:tcPr>
+            <w:tcW w:type="dxa" w:w="4500"/>
+            <w:tcBorders>
+              <w:top w:val="single" w:color="E5E7EB" w:sz="1"/>
+              <w:left w:val="single" w:color="E5E7EB" w:sz="1"/>
+              <w:bottom w:val="single" w:color="E5E7EB" w:sz="1"/>
+              <w:right w:val="single" w:color="E5E7EB" w:sz="1"/>
+            </w:tcBorders>
+            <w:shd w:fill="FFFFFF" w:val="clear"/>
+            <w:tcMar>
+              <w:top w:type="dxa" w:w="80"/>
+              <w:left w:type="dxa" w:w="120"/>
+              <w:bottom w:type="dxa" w:w="80"/>
+              <w:right w:type="dxa" w:w="120"/>
+            </w:tcMar>
+          </w:tcPr>
+          <w:p>
+            <w:r>
+              <w:rPr>
+                <w:rFonts w:ascii="Arial" w:cs="Arial" w:eastAsia="Arial" w:hAnsi="Arial"/>
+                <w:color w:val="111827"/>
+                <w:sz w:val="20"/>
+                <w:szCs w:val="20"/>
+              </w:rPr>
               <w:t xml:space="preserve">/my/tournaments</w:t>
             </w:r>
           </w:p>
@@ -11499,7 +12273,7 @@
                 <w:sz w:val="20"/>
                 <w:szCs w:val="20"/>
               </w:rPr>
-              <w:t xml:space="preserve">Setiap turnamen harus memiliki minimal satu stage yang sudah dikonfigurasi sebelum dapat dipublikasikan.</w:t>
+              <w:t xml:space="preserve">Setiap turnamen yang dibuat oleh Free user harus melalui proses semi-auto approval. Pro user langsung mendapatkan status draft tanpa approval.</w:t>
             </w:r>
           </w:p>
         </w:tc>
@@ -11564,7 +12338,7 @@
                 <w:sz w:val="20"/>
                 <w:szCs w:val="20"/>
               </w:rPr>
-              <w:t xml:space="preserve">Turnamen yang sudah berstatus ongoing atau completed tidak dapat dihapus.</w:t>
+              <w:t xml:space="preserve">Free user dibatasi maksimal 5 turnamen per bulan kalender. Turnamen yang rejected tetap dihitung sebagai kuota terpakai.</w:t>
             </w:r>
           </w:p>
         </w:tc>
@@ -11629,7 +12403,7 @@
                 <w:sz w:val="20"/>
                 <w:szCs w:val="20"/>
               </w:rPr>
-              <w:t xml:space="preserve">participant_type tidak dapat diubah setelah ada peserta yang berstatus approved.</w:t>
+              <w:t xml:space="preserve">Jika kuota bulanan Free tier habis, sistem menolak pembuatan turnamen baru dan menampilkan pesan saran upgrade ke Pro.</w:t>
             </w:r>
           </w:p>
         </w:tc>
@@ -11694,7 +12468,7 @@
                 <w:sz w:val="20"/>
                 <w:szCs w:val="20"/>
               </w:rPr>
-              <w:t xml:space="preserve">sport_id tidak dapat diubah setelah turnamen dipublikasikan.</w:t>
+              <w:t xml:space="preserve">Setiap turnamen harus memiliki minimal satu stage yang sudah dikonfigurasi sebelum dapat dipublikasikan.</w:t>
             </w:r>
           </w:p>
         </w:tc>
@@ -11759,7 +12533,7 @@
                 <w:sz w:val="20"/>
                 <w:szCs w:val="20"/>
               </w:rPr>
-              <w:t xml:space="preserve">Jumlah peserta approved tidak boleh melebihi max_participants. Pendaftaran baru otomatis ditolak jika kuota sudah penuh.</w:t>
+              <w:t xml:space="preserve">Turnamen yang sudah berstatus ongoing atau completed tidak dapat dihapus.</w:t>
             </w:r>
           </w:p>
         </w:tc>
@@ -11824,7 +12598,7 @@
                 <w:sz w:val="20"/>
                 <w:szCs w:val="20"/>
               </w:rPr>
-              <w:t xml:space="preserve">Untuk turnamen berbayar, peserta harus memiliki payment_status = paid sebelum registration_status dapat diubah menjadi approved.</w:t>
+              <w:t xml:space="preserve">participant_type tidak dapat diubah setelah ada peserta yang berstatus approved.</w:t>
             </w:r>
           </w:p>
         </w:tc>
@@ -11889,7 +12663,7 @@
                 <w:sz w:val="20"/>
                 <w:szCs w:val="20"/>
               </w:rPr>
-              <w:t xml:space="preserve">Referee tidak boleh terdaftar sebagai peserta di turnamen yang sama. Sistem harus memvalidasi ini saat penambahan staff dan pendaftaran peserta.</w:t>
+              <w:t xml:space="preserve">sport_id tidak dapat diubah setelah turnamen dipublikasikan.</w:t>
             </w:r>
           </w:p>
         </w:tc>
@@ -11954,7 +12728,7 @@
                 <w:sz w:val="20"/>
                 <w:szCs w:val="20"/>
               </w:rPr>
-              <w:t xml:space="preserve">Peserta yang sudah disqualified tidak dapat didaftarkan ulang ke turnamen yang sama.</w:t>
+              <w:t xml:space="preserve">Jumlah peserta approved tidak boleh melebihi max_participants. Pendaftaran baru otomatis ditolak jika kuota sudah penuh.</w:t>
             </w:r>
           </w:p>
         </w:tc>
@@ -12019,7 +12793,7 @@
                 <w:sz w:val="20"/>
                 <w:szCs w:val="20"/>
               </w:rPr>
-              <w:t xml:space="preserve">public_slug harus unik di seluruh sistem. Jika nama turnamen menghasilkan slug yang sudah ada, sistem menambahkan suffix angka (misal: -2, -3).</w:t>
+              <w:t xml:space="preserve">Untuk turnamen berbayar, peserta harus memiliki payment_status = paid sebelum registration_status dapat diubah menjadi approved.</w:t>
             </w:r>
           </w:p>
         </w:tc>
@@ -12084,7 +12858,7 @@
                 <w:sz w:val="20"/>
                 <w:szCs w:val="20"/>
               </w:rPr>
-              <w:t xml:space="preserve">Turnamen dengan status draft tidak muncul di halaman listing publik.</w:t>
+              <w:t xml:space="preserve">Referee tidak boleh terdaftar sebagai peserta di turnamen yang sama. Sistem harus memvalidasi ini saat penambahan staff dan pendaftaran peserta.</w:t>
             </w:r>
           </w:p>
         </w:tc>
@@ -12149,7 +12923,7 @@
                 <w:sz w:val="20"/>
                 <w:szCs w:val="20"/>
               </w:rPr>
-              <w:t xml:space="preserve">Sistem memberikan rekomendasi/peringatan kepada organizer jika konfigurasi peserta dan format stage tidak ideal (contoh: Round Robin dengan &gt;32 peserta).</w:t>
+              <w:t xml:space="preserve">Peserta yang sudah disqualified tidak dapat didaftarkan ulang ke turnamen yang sama.</w:t>
             </w:r>
           </w:p>
         </w:tc>
@@ -12199,6 +12973,201 @@
               <w:right w:val="single" w:color="E5E7EB" w:sz="1"/>
             </w:tcBorders>
             <w:shd w:fill="F3F4F6" w:val="clear"/>
+            <w:tcMar>
+              <w:top w:type="dxa" w:w="80"/>
+              <w:left w:type="dxa" w:w="120"/>
+              <w:bottom w:type="dxa" w:w="80"/>
+              <w:right w:type="dxa" w:w="120"/>
+            </w:tcMar>
+          </w:tcPr>
+          <w:p>
+            <w:r>
+              <w:rPr>
+                <w:rFonts w:ascii="Arial" w:cs="Arial" w:eastAsia="Arial" w:hAnsi="Arial"/>
+                <w:color w:val="111827"/>
+                <w:sz w:val="20"/>
+                <w:szCs w:val="20"/>
+              </w:rPr>
+              <w:t xml:space="preserve">public_slug harus unik di seluruh sistem. Jika nama turnamen menghasilkan slug yang sudah ada, sistem menambahkan suffix angka (misal: -2, -3).</w:t>
+            </w:r>
+          </w:p>
+        </w:tc>
+      </w:tr>
+      <w:tr>
+        <w:tc>
+          <w:tcPr>
+            <w:tcW w:type="dxa" w:w="400"/>
+            <w:tcBorders>
+              <w:top w:val="single" w:color="E5E7EB" w:sz="1"/>
+              <w:left w:val="single" w:color="E5E7EB" w:sz="1"/>
+              <w:bottom w:val="single" w:color="E5E7EB" w:sz="1"/>
+              <w:right w:val="single" w:color="E5E7EB" w:sz="1"/>
+            </w:tcBorders>
+            <w:shd w:fill="1A56DB" w:val="clear"/>
+            <w:tcMar>
+              <w:top w:type="dxa" w:w="80"/>
+              <w:left w:type="dxa" w:w="100"/>
+              <w:bottom w:type="dxa" w:w="80"/>
+              <w:right w:type="dxa" w:w="100"/>
+            </w:tcMar>
+          </w:tcPr>
+          <w:p>
+            <w:pPr>
+              <w:jc w:val="center"/>
+            </w:pPr>
+            <w:r>
+              <w:rPr>
+                <w:rFonts w:ascii="Arial" w:cs="Arial" w:eastAsia="Arial" w:hAnsi="Arial"/>
+                <w:b/>
+                <w:bCs/>
+                <w:color w:val="FFFFFF"/>
+                <w:sz w:val="18"/>
+                <w:szCs w:val="18"/>
+              </w:rPr>
+              <w:t xml:space="preserve">BR13</w:t>
+            </w:r>
+          </w:p>
+        </w:tc>
+        <w:tc>
+          <w:tcPr>
+            <w:tcW w:type="dxa" w:w="8960"/>
+            <w:tcBorders>
+              <w:top w:val="single" w:color="E5E7EB" w:sz="1"/>
+              <w:left w:val="single" w:color="E5E7EB" w:sz="1"/>
+              <w:bottom w:val="single" w:color="E5E7EB" w:sz="1"/>
+              <w:right w:val="single" w:color="E5E7EB" w:sz="1"/>
+            </w:tcBorders>
+            <w:shd w:fill="FFFFFF" w:val="clear"/>
+            <w:tcMar>
+              <w:top w:type="dxa" w:w="80"/>
+              <w:left w:type="dxa" w:w="120"/>
+              <w:bottom w:type="dxa" w:w="80"/>
+              <w:right w:type="dxa" w:w="120"/>
+            </w:tcMar>
+          </w:tcPr>
+          <w:p>
+            <w:r>
+              <w:rPr>
+                <w:rFonts w:ascii="Arial" w:cs="Arial" w:eastAsia="Arial" w:hAnsi="Arial"/>
+                <w:color w:val="111827"/>
+                <w:sz w:val="20"/>
+                <w:szCs w:val="20"/>
+              </w:rPr>
+              <w:t xml:space="preserve">Turnamen dengan status draft tidak muncul di halaman listing publik.</w:t>
+            </w:r>
+          </w:p>
+        </w:tc>
+      </w:tr>
+      <w:tr>
+        <w:tc>
+          <w:tcPr>
+            <w:tcW w:type="dxa" w:w="400"/>
+            <w:tcBorders>
+              <w:top w:val="single" w:color="E5E7EB" w:sz="1"/>
+              <w:left w:val="single" w:color="E5E7EB" w:sz="1"/>
+              <w:bottom w:val="single" w:color="E5E7EB" w:sz="1"/>
+              <w:right w:val="single" w:color="E5E7EB" w:sz="1"/>
+            </w:tcBorders>
+            <w:shd w:fill="1A56DB" w:val="clear"/>
+            <w:tcMar>
+              <w:top w:type="dxa" w:w="80"/>
+              <w:left w:type="dxa" w:w="100"/>
+              <w:bottom w:type="dxa" w:w="80"/>
+              <w:right w:type="dxa" w:w="100"/>
+            </w:tcMar>
+          </w:tcPr>
+          <w:p>
+            <w:pPr>
+              <w:jc w:val="center"/>
+            </w:pPr>
+            <w:r>
+              <w:rPr>
+                <w:rFonts w:ascii="Arial" w:cs="Arial" w:eastAsia="Arial" w:hAnsi="Arial"/>
+                <w:b/>
+                <w:bCs/>
+                <w:color w:val="FFFFFF"/>
+                <w:sz w:val="18"/>
+                <w:szCs w:val="18"/>
+              </w:rPr>
+              <w:t xml:space="preserve">BR14</w:t>
+            </w:r>
+          </w:p>
+        </w:tc>
+        <w:tc>
+          <w:tcPr>
+            <w:tcW w:type="dxa" w:w="8960"/>
+            <w:tcBorders>
+              <w:top w:val="single" w:color="E5E7EB" w:sz="1"/>
+              <w:left w:val="single" w:color="E5E7EB" w:sz="1"/>
+              <w:bottom w:val="single" w:color="E5E7EB" w:sz="1"/>
+              <w:right w:val="single" w:color="E5E7EB" w:sz="1"/>
+            </w:tcBorders>
+            <w:shd w:fill="F3F4F6" w:val="clear"/>
+            <w:tcMar>
+              <w:top w:type="dxa" w:w="80"/>
+              <w:left w:type="dxa" w:w="120"/>
+              <w:bottom w:type="dxa" w:w="80"/>
+              <w:right w:type="dxa" w:w="120"/>
+            </w:tcMar>
+          </w:tcPr>
+          <w:p>
+            <w:r>
+              <w:rPr>
+                <w:rFonts w:ascii="Arial" w:cs="Arial" w:eastAsia="Arial" w:hAnsi="Arial"/>
+                <w:color w:val="111827"/>
+                <w:sz w:val="20"/>
+                <w:szCs w:val="20"/>
+              </w:rPr>
+              <w:t xml:space="preserve">Sistem memberikan rekomendasi/peringatan kepada organizer jika konfigurasi peserta dan format stage tidak ideal (contoh: Round Robin dengan &gt;32 peserta).</w:t>
+            </w:r>
+          </w:p>
+        </w:tc>
+      </w:tr>
+      <w:tr>
+        <w:tc>
+          <w:tcPr>
+            <w:tcW w:type="dxa" w:w="400"/>
+            <w:tcBorders>
+              <w:top w:val="single" w:color="E5E7EB" w:sz="1"/>
+              <w:left w:val="single" w:color="E5E7EB" w:sz="1"/>
+              <w:bottom w:val="single" w:color="E5E7EB" w:sz="1"/>
+              <w:right w:val="single" w:color="E5E7EB" w:sz="1"/>
+            </w:tcBorders>
+            <w:shd w:fill="1A56DB" w:val="clear"/>
+            <w:tcMar>
+              <w:top w:type="dxa" w:w="80"/>
+              <w:left w:type="dxa" w:w="100"/>
+              <w:bottom w:type="dxa" w:w="80"/>
+              <w:right w:type="dxa" w:w="100"/>
+            </w:tcMar>
+          </w:tcPr>
+          <w:p>
+            <w:pPr>
+              <w:jc w:val="center"/>
+            </w:pPr>
+            <w:r>
+              <w:rPr>
+                <w:rFonts w:ascii="Arial" w:cs="Arial" w:eastAsia="Arial" w:hAnsi="Arial"/>
+                <w:b/>
+                <w:bCs/>
+                <w:color w:val="FFFFFF"/>
+                <w:sz w:val="18"/>
+                <w:szCs w:val="18"/>
+              </w:rPr>
+              <w:t xml:space="preserve">BR15</w:t>
+            </w:r>
+          </w:p>
+        </w:tc>
+        <w:tc>
+          <w:tcPr>
+            <w:tcW w:type="dxa" w:w="8960"/>
+            <w:tcBorders>
+              <w:top w:val="single" w:color="E5E7EB" w:sz="1"/>
+              <w:left w:val="single" w:color="E5E7EB" w:sz="1"/>
+              <w:bottom w:val="single" w:color="E5E7EB" w:sz="1"/>
+              <w:right w:val="single" w:color="E5E7EB" w:sz="1"/>
+            </w:tcBorders>
+            <w:shd w:fill="FFFFFF" w:val="clear"/>
             <w:tcMar>
               <w:top w:type="dxa" w:w="80"/>
               <w:left w:type="dxa" w:w="120"/>
@@ -12442,7 +13411,7 @@
                 <w:sz w:val="20"/>
                 <w:szCs w:val="20"/>
               </w:rPr>
-              <w:t xml:space="preserve">404</w:t>
+              <w:t xml:space="preserve">429</w:t>
             </w:r>
           </w:p>
         </w:tc>
@@ -12471,7 +13440,7 @@
                 <w:sz w:val="20"/>
                 <w:szCs w:val="20"/>
               </w:rPr>
-              <w:t xml:space="preserve">TOURNAMENT_NOT_FOUND</w:t>
+              <w:t xml:space="preserve">QUOTA_EXCEEDED</w:t>
             </w:r>
           </w:p>
         </w:tc>
@@ -12500,7 +13469,7 @@
                 <w:sz w:val="20"/>
                 <w:szCs w:val="20"/>
               </w:rPr>
-              <w:t xml:space="preserve">Turnamen tidak ditemukan.</w:t>
+              <w:t xml:space="preserve">Kuota turnamen bulanan habis. Upgrade ke Pro.</w:t>
             </w:r>
           </w:p>
         </w:tc>
@@ -12529,7 +13498,7 @@
                 <w:sz w:val="20"/>
                 <w:szCs w:val="20"/>
               </w:rPr>
-              <w:t xml:space="preserve">Request ke slug/ID yang tidak ada</w:t>
+              <w:t xml:space="preserve">Free user buat turnamen ke-6 di bulan yang sama</w:t>
             </w:r>
           </w:p>
         </w:tc>
@@ -12589,7 +13558,7 @@
                 <w:sz w:val="20"/>
                 <w:szCs w:val="20"/>
               </w:rPr>
-              <w:t xml:space="preserve">NOT_TOURNAMENT_STAFF</w:t>
+              <w:t xml:space="preserve">TOURNAMENT_PENDING_REVIEW</w:t>
             </w:r>
           </w:p>
         </w:tc>
@@ -12618,7 +13587,7 @@
                 <w:sz w:val="20"/>
                 <w:szCs w:val="20"/>
               </w:rPr>
-              <w:t xml:space="preserve">Anda bukan staff turnamen ini.</w:t>
+              <w:t xml:space="preserve">Turnamen masih menunggu review platform.</w:t>
             </w:r>
           </w:p>
         </w:tc>
@@ -12647,7 +13616,7 @@
                 <w:sz w:val="20"/>
                 <w:szCs w:val="20"/>
               </w:rPr>
-              <w:t xml:space="preserve">Non-staff akses endpoint staff-only</w:t>
+              <w:t xml:space="preserve">Publikasi turnamen yang masih pending_review</w:t>
             </w:r>
           </w:p>
         </w:tc>
@@ -12707,7 +13676,7 @@
                 <w:sz w:val="20"/>
                 <w:szCs w:val="20"/>
               </w:rPr>
-              <w:t xml:space="preserve">NOT_TOURNAMENT_OWNER</w:t>
+              <w:t xml:space="preserve">TOURNAMENT_REJECTED</w:t>
             </w:r>
           </w:p>
         </w:tc>
@@ -12736,7 +13705,7 @@
                 <w:sz w:val="20"/>
                 <w:szCs w:val="20"/>
               </w:rPr>
-              <w:t xml:space="preserve">Hanya Owner yang dapat melakukan ini.</w:t>
+              <w:t xml:space="preserve">Turnamen ditolak. Lihat alasan penolakan.</w:t>
             </w:r>
           </w:p>
         </w:tc>
@@ -12765,7 +13734,7 @@
                 <w:sz w:val="20"/>
                 <w:szCs w:val="20"/>
               </w:rPr>
-              <w:t xml:space="preserve">Non-owner akses endpoint owner-only</w:t>
+              <w:t xml:space="preserve">Publikasi turnamen yang rejected</w:t>
             </w:r>
           </w:p>
         </w:tc>
@@ -12796,7 +13765,7 @@
                 <w:sz w:val="20"/>
                 <w:szCs w:val="20"/>
               </w:rPr>
-              <w:t xml:space="preserve">409</w:t>
+              <w:t xml:space="preserve">404</w:t>
             </w:r>
           </w:p>
         </w:tc>
@@ -12825,7 +13794,7 @@
                 <w:sz w:val="20"/>
                 <w:szCs w:val="20"/>
               </w:rPr>
-              <w:t xml:space="preserve">TOURNAMENT_NOT_DRAFT</w:t>
+              <w:t xml:space="preserve">TOURNAMENT_NOT_FOUND</w:t>
             </w:r>
           </w:p>
         </w:tc>
@@ -12854,7 +13823,7 @@
                 <w:sz w:val="20"/>
                 <w:szCs w:val="20"/>
               </w:rPr>
-              <w:t xml:space="preserve">Turnamen sudah dipublikasikan.</w:t>
+              <w:t xml:space="preserve">Turnamen tidak ditemukan.</w:t>
             </w:r>
           </w:p>
         </w:tc>
@@ -12883,7 +13852,7 @@
                 <w:sz w:val="20"/>
                 <w:szCs w:val="20"/>
               </w:rPr>
-              <w:t xml:space="preserve">Edit sport_id setelah published</w:t>
+              <w:t xml:space="preserve">Request ke slug/ID yang tidak ada</w:t>
             </w:r>
           </w:p>
         </w:tc>
@@ -12914,7 +13883,7 @@
                 <w:sz w:val="20"/>
                 <w:szCs w:val="20"/>
               </w:rPr>
-              <w:t xml:space="preserve">409</w:t>
+              <w:t xml:space="preserve">403</w:t>
             </w:r>
           </w:p>
         </w:tc>
@@ -12943,7 +13912,7 @@
                 <w:sz w:val="20"/>
                 <w:szCs w:val="20"/>
               </w:rPr>
-              <w:t xml:space="preserve">TOURNAMENT_ONGOING</w:t>
+              <w:t xml:space="preserve">NOT_TOURNAMENT_STAFF</w:t>
             </w:r>
           </w:p>
         </w:tc>
@@ -12972,7 +13941,7 @@
                 <w:sz w:val="20"/>
                 <w:szCs w:val="20"/>
               </w:rPr>
-              <w:t xml:space="preserve">Turnamen sedang berjalan.</w:t>
+              <w:t xml:space="preserve">Anda bukan staff turnamen ini.</w:t>
             </w:r>
           </w:p>
         </w:tc>
@@ -13001,7 +13970,7 @@
                 <w:sz w:val="20"/>
                 <w:szCs w:val="20"/>
               </w:rPr>
-              <w:t xml:space="preserve">Hapus turnamen yang ongoing</w:t>
+              <w:t xml:space="preserve">Non-staff akses endpoint staff-only</w:t>
             </w:r>
           </w:p>
         </w:tc>
@@ -13032,7 +14001,7 @@
                 <w:sz w:val="20"/>
                 <w:szCs w:val="20"/>
               </w:rPr>
-              <w:t xml:space="preserve">409</w:t>
+              <w:t xml:space="preserve">403</w:t>
             </w:r>
           </w:p>
         </w:tc>
@@ -13061,7 +14030,7 @@
                 <w:sz w:val="20"/>
                 <w:szCs w:val="20"/>
               </w:rPr>
-              <w:t xml:space="preserve">QUOTA_FULL</w:t>
+              <w:t xml:space="preserve">NOT_TOURNAMENT_OWNER</w:t>
             </w:r>
           </w:p>
         </w:tc>
@@ -13090,7 +14059,7 @@
                 <w:sz w:val="20"/>
                 <w:szCs w:val="20"/>
               </w:rPr>
-              <w:t xml:space="preserve">Kuota peserta sudah penuh.</w:t>
+              <w:t xml:space="preserve">Hanya Owner yang dapat melakukan ini.</w:t>
             </w:r>
           </w:p>
         </w:tc>
@@ -13119,7 +14088,7 @@
                 <w:sz w:val="20"/>
                 <w:szCs w:val="20"/>
               </w:rPr>
-              <w:t xml:space="preserve">Daftar ke turnamen yang sudah full</w:t>
+              <w:t xml:space="preserve">Non-owner akses endpoint owner-only</w:t>
             </w:r>
           </w:p>
         </w:tc>
@@ -13179,7 +14148,7 @@
                 <w:sz w:val="20"/>
                 <w:szCs w:val="20"/>
               </w:rPr>
-              <w:t xml:space="preserve">ALREADY_REGISTERED</w:t>
+              <w:t xml:space="preserve">TOURNAMENT_NOT_DRAFT</w:t>
             </w:r>
           </w:p>
         </w:tc>
@@ -13208,7 +14177,7 @@
                 <w:sz w:val="20"/>
                 <w:szCs w:val="20"/>
               </w:rPr>
-              <w:t xml:space="preserve">Anda sudah terdaftar di turnamen ini.</w:t>
+              <w:t xml:space="preserve">Turnamen sudah dipublikasikan.</w:t>
             </w:r>
           </w:p>
         </w:tc>
@@ -13237,7 +14206,7 @@
                 <w:sz w:val="20"/>
                 <w:szCs w:val="20"/>
               </w:rPr>
-              <w:t xml:space="preserve">Daftar dua kali ke turnamen sama</w:t>
+              <w:t xml:space="preserve">Edit sport_id setelah published</w:t>
             </w:r>
           </w:p>
         </w:tc>
@@ -13268,7 +14237,7 @@
                 <w:sz w:val="20"/>
                 <w:szCs w:val="20"/>
               </w:rPr>
-              <w:t xml:space="preserve">400</w:t>
+              <w:t xml:space="preserve">409</w:t>
             </w:r>
           </w:p>
         </w:tc>
@@ -13297,7 +14266,7 @@
                 <w:sz w:val="20"/>
                 <w:szCs w:val="20"/>
               </w:rPr>
-              <w:t xml:space="preserve">NO_STAGE_CONFIGURED</w:t>
+              <w:t xml:space="preserve">TOURNAMENT_ONGOING</w:t>
             </w:r>
           </w:p>
         </w:tc>
@@ -13326,7 +14295,7 @@
                 <w:sz w:val="20"/>
                 <w:szCs w:val="20"/>
               </w:rPr>
-              <w:t xml:space="preserve">Minimal satu stage harus dikonfigurasi.</w:t>
+              <w:t xml:space="preserve">Turnamen sedang berjalan.</w:t>
             </w:r>
           </w:p>
         </w:tc>
@@ -13355,7 +14324,7 @@
                 <w:sz w:val="20"/>
                 <w:szCs w:val="20"/>
               </w:rPr>
-              <w:t xml:space="preserve">Publikasi tanpa stage</w:t>
+              <w:t xml:space="preserve">Hapus turnamen yang ongoing</w:t>
             </w:r>
           </w:p>
         </w:tc>
@@ -13386,7 +14355,7 @@
                 <w:sz w:val="20"/>
                 <w:szCs w:val="20"/>
               </w:rPr>
-              <w:t xml:space="preserve">400</w:t>
+              <w:t xml:space="preserve">409</w:t>
             </w:r>
           </w:p>
         </w:tc>
@@ -13415,7 +14384,7 @@
                 <w:sz w:val="20"/>
                 <w:szCs w:val="20"/>
               </w:rPr>
-              <w:t xml:space="preserve">INSUFFICIENT_PARTICIPANTS</w:t>
+              <w:t xml:space="preserve">QUOTA_FULL</w:t>
             </w:r>
           </w:p>
         </w:tc>
@@ -13444,7 +14413,7 @@
                 <w:sz w:val="20"/>
                 <w:szCs w:val="20"/>
               </w:rPr>
-              <w:t xml:space="preserve">Minimal 2 peserta approved untuk mulai.</w:t>
+              <w:t xml:space="preserve">Kuota peserta sudah penuh.</w:t>
             </w:r>
           </w:p>
         </w:tc>
@@ -13473,7 +14442,7 @@
                 <w:sz w:val="20"/>
                 <w:szCs w:val="20"/>
               </w:rPr>
-              <w:t xml:space="preserve">Start stage dengan peserta kurang</w:t>
+              <w:t xml:space="preserve">Daftar ke turnamen yang sudah full</w:t>
             </w:r>
           </w:p>
         </w:tc>
@@ -13533,7 +14502,7 @@
                 <w:sz w:val="20"/>
                 <w:szCs w:val="20"/>
               </w:rPr>
-              <w:t xml:space="preserve">REFEREE_IS_PARTICIPANT</w:t>
+              <w:t xml:space="preserve">ALREADY_REGISTERED</w:t>
             </w:r>
           </w:p>
         </w:tc>
@@ -13562,7 +14531,7 @@
                 <w:sz w:val="20"/>
                 <w:szCs w:val="20"/>
               </w:rPr>
-              <w:t xml:space="preserve">Referee tidak bisa menjadi peserta.</w:t>
+              <w:t xml:space="preserve">Anda sudah terdaftar di turnamen ini.</w:t>
             </w:r>
           </w:p>
         </w:tc>
@@ -13591,7 +14560,7 @@
                 <w:sz w:val="20"/>
                 <w:szCs w:val="20"/>
               </w:rPr>
-              <w:t xml:space="preserve">Daftar sebagai peserta saat jadi Referee</w:t>
+              <w:t xml:space="preserve">Daftar dua kali ke turnamen sama</w:t>
             </w:r>
           </w:p>
         </w:tc>
@@ -13622,7 +14591,7 @@
                 <w:sz w:val="20"/>
                 <w:szCs w:val="20"/>
               </w:rPr>
-              <w:t xml:space="preserve">409</w:t>
+              <w:t xml:space="preserve">400</w:t>
             </w:r>
           </w:p>
         </w:tc>
@@ -13651,7 +14620,7 @@
                 <w:sz w:val="20"/>
                 <w:szCs w:val="20"/>
               </w:rPr>
-              <w:t xml:space="preserve">ORGANIZER_CANNOT_REGISTER</w:t>
+              <w:t xml:space="preserve">NO_STAGE_CONFIGURED</w:t>
             </w:r>
           </w:p>
         </w:tc>
@@ -13680,7 +14649,7 @@
                 <w:sz w:val="20"/>
                 <w:szCs w:val="20"/>
               </w:rPr>
-              <w:t xml:space="preserve">Organizer tidak bisa mendaftar sebagai peserta.</w:t>
+              <w:t xml:space="preserve">Minimal satu stage harus dikonfigurasi.</w:t>
             </w:r>
           </w:p>
         </w:tc>
@@ -13709,7 +14678,7 @@
                 <w:sz w:val="20"/>
                 <w:szCs w:val="20"/>
               </w:rPr>
-              <w:t xml:space="preserve">Owner/staff daftar ke turnamen sendiri</w:t>
+              <w:t xml:space="preserve">Publikasi tanpa stage</w:t>
             </w:r>
           </w:p>
         </w:tc>
@@ -13769,7 +14738,7 @@
                 <w:sz w:val="20"/>
                 <w:szCs w:val="20"/>
               </w:rPr>
-              <w:t xml:space="preserve">PAYMENT_NOT_CONFIRMED</w:t>
+              <w:t xml:space="preserve">INSUFFICIENT_PARTICIPANTS</w:t>
             </w:r>
           </w:p>
         </w:tc>
@@ -13798,7 +14767,7 @@
                 <w:sz w:val="20"/>
                 <w:szCs w:val="20"/>
               </w:rPr>
-              <w:t xml:space="preserve">Pembayaran belum dikonfirmasi.</w:t>
+              <w:t xml:space="preserve">Minimal 2 peserta approved untuk mulai.</w:t>
             </w:r>
           </w:p>
         </w:tc>
@@ -13827,7 +14796,7 @@
                 <w:sz w:val="20"/>
                 <w:szCs w:val="20"/>
               </w:rPr>
-              <w:t xml:space="preserve">Approve peserta yang belum bayar</w:t>
+              <w:t xml:space="preserve">Start stage dengan peserta kurang</w:t>
             </w:r>
           </w:p>
         </w:tc>
@@ -13858,6 +14827,360 @@
                 <w:sz w:val="20"/>
                 <w:szCs w:val="20"/>
               </w:rPr>
+              <w:t xml:space="preserve">409</w:t>
+            </w:r>
+          </w:p>
+        </w:tc>
+        <w:tc>
+          <w:tcPr>
+            <w:tcW w:type="dxa" w:w="2800"/>
+            <w:tcBorders>
+              <w:top w:val="single" w:color="E5E7EB" w:sz="1"/>
+              <w:left w:val="single" w:color="E5E7EB" w:sz="1"/>
+              <w:bottom w:val="single" w:color="E5E7EB" w:sz="1"/>
+              <w:right w:val="single" w:color="E5E7EB" w:sz="1"/>
+            </w:tcBorders>
+            <w:shd w:fill="FFFFFF" w:val="clear"/>
+            <w:tcMar>
+              <w:top w:type="dxa" w:w="80"/>
+              <w:left w:type="dxa" w:w="120"/>
+              <w:bottom w:type="dxa" w:w="80"/>
+              <w:right w:type="dxa" w:w="120"/>
+            </w:tcMar>
+          </w:tcPr>
+          <w:p>
+            <w:r>
+              <w:rPr>
+                <w:rFonts w:ascii="Arial" w:cs="Arial" w:eastAsia="Arial" w:hAnsi="Arial"/>
+                <w:color w:val="111827"/>
+                <w:sz w:val="20"/>
+                <w:szCs w:val="20"/>
+              </w:rPr>
+              <w:t xml:space="preserve">REFEREE_IS_PARTICIPANT</w:t>
+            </w:r>
+          </w:p>
+        </w:tc>
+        <w:tc>
+          <w:tcPr>
+            <w:tcW w:type="dxa" w:w="2800"/>
+            <w:tcBorders>
+              <w:top w:val="single" w:color="E5E7EB" w:sz="1"/>
+              <w:left w:val="single" w:color="E5E7EB" w:sz="1"/>
+              <w:bottom w:val="single" w:color="E5E7EB" w:sz="1"/>
+              <w:right w:val="single" w:color="E5E7EB" w:sz="1"/>
+            </w:tcBorders>
+            <w:shd w:fill="FFFFFF" w:val="clear"/>
+            <w:tcMar>
+              <w:top w:type="dxa" w:w="80"/>
+              <w:left w:type="dxa" w:w="120"/>
+              <w:bottom w:type="dxa" w:w="80"/>
+              <w:right w:type="dxa" w:w="120"/>
+            </w:tcMar>
+          </w:tcPr>
+          <w:p>
+            <w:r>
+              <w:rPr>
+                <w:rFonts w:ascii="Arial" w:cs="Arial" w:eastAsia="Arial" w:hAnsi="Arial"/>
+                <w:color w:val="111827"/>
+                <w:sz w:val="20"/>
+                <w:szCs w:val="20"/>
+              </w:rPr>
+              <w:t xml:space="preserve">Referee tidak bisa menjadi peserta.</w:t>
+            </w:r>
+          </w:p>
+        </w:tc>
+        <w:tc>
+          <w:tcPr>
+            <w:tcW w:type="dxa" w:w="2560"/>
+            <w:tcBorders>
+              <w:top w:val="single" w:color="E5E7EB" w:sz="1"/>
+              <w:left w:val="single" w:color="E5E7EB" w:sz="1"/>
+              <w:bottom w:val="single" w:color="E5E7EB" w:sz="1"/>
+              <w:right w:val="single" w:color="E5E7EB" w:sz="1"/>
+            </w:tcBorders>
+            <w:shd w:fill="FFFFFF" w:val="clear"/>
+            <w:tcMar>
+              <w:top w:type="dxa" w:w="80"/>
+              <w:left w:type="dxa" w:w="120"/>
+              <w:bottom w:type="dxa" w:w="80"/>
+              <w:right w:type="dxa" w:w="120"/>
+            </w:tcMar>
+          </w:tcPr>
+          <w:p>
+            <w:r>
+              <w:rPr>
+                <w:rFonts w:ascii="Arial" w:cs="Arial" w:eastAsia="Arial" w:hAnsi="Arial"/>
+                <w:color w:val="111827"/>
+                <w:sz w:val="20"/>
+                <w:szCs w:val="20"/>
+              </w:rPr>
+              <w:t xml:space="preserve">Daftar sebagai peserta saat jadi Referee</w:t>
+            </w:r>
+          </w:p>
+        </w:tc>
+      </w:tr>
+      <w:tr>
+        <w:tc>
+          <w:tcPr>
+            <w:tcW w:type="dxa" w:w="1200"/>
+            <w:tcBorders>
+              <w:top w:val="single" w:color="E5E7EB" w:sz="1"/>
+              <w:left w:val="single" w:color="E5E7EB" w:sz="1"/>
+              <w:bottom w:val="single" w:color="E5E7EB" w:sz="1"/>
+              <w:right w:val="single" w:color="E5E7EB" w:sz="1"/>
+            </w:tcBorders>
+            <w:shd w:fill="F3F4F6" w:val="clear"/>
+            <w:tcMar>
+              <w:top w:type="dxa" w:w="80"/>
+              <w:left w:type="dxa" w:w="120"/>
+              <w:bottom w:type="dxa" w:w="80"/>
+              <w:right w:type="dxa" w:w="120"/>
+            </w:tcMar>
+          </w:tcPr>
+          <w:p>
+            <w:r>
+              <w:rPr>
+                <w:rFonts w:ascii="Arial" w:cs="Arial" w:eastAsia="Arial" w:hAnsi="Arial"/>
+                <w:color w:val="111827"/>
+                <w:sz w:val="20"/>
+                <w:szCs w:val="20"/>
+              </w:rPr>
+              <w:t xml:space="preserve">409</w:t>
+            </w:r>
+          </w:p>
+        </w:tc>
+        <w:tc>
+          <w:tcPr>
+            <w:tcW w:type="dxa" w:w="2800"/>
+            <w:tcBorders>
+              <w:top w:val="single" w:color="E5E7EB" w:sz="1"/>
+              <w:left w:val="single" w:color="E5E7EB" w:sz="1"/>
+              <w:bottom w:val="single" w:color="E5E7EB" w:sz="1"/>
+              <w:right w:val="single" w:color="E5E7EB" w:sz="1"/>
+            </w:tcBorders>
+            <w:shd w:fill="F3F4F6" w:val="clear"/>
+            <w:tcMar>
+              <w:top w:type="dxa" w:w="80"/>
+              <w:left w:type="dxa" w:w="120"/>
+              <w:bottom w:type="dxa" w:w="80"/>
+              <w:right w:type="dxa" w:w="120"/>
+            </w:tcMar>
+          </w:tcPr>
+          <w:p>
+            <w:r>
+              <w:rPr>
+                <w:rFonts w:ascii="Arial" w:cs="Arial" w:eastAsia="Arial" w:hAnsi="Arial"/>
+                <w:color w:val="111827"/>
+                <w:sz w:val="20"/>
+                <w:szCs w:val="20"/>
+              </w:rPr>
+              <w:t xml:space="preserve">ORGANIZER_CANNOT_REGISTER</w:t>
+            </w:r>
+          </w:p>
+        </w:tc>
+        <w:tc>
+          <w:tcPr>
+            <w:tcW w:type="dxa" w:w="2800"/>
+            <w:tcBorders>
+              <w:top w:val="single" w:color="E5E7EB" w:sz="1"/>
+              <w:left w:val="single" w:color="E5E7EB" w:sz="1"/>
+              <w:bottom w:val="single" w:color="E5E7EB" w:sz="1"/>
+              <w:right w:val="single" w:color="E5E7EB" w:sz="1"/>
+            </w:tcBorders>
+            <w:shd w:fill="F3F4F6" w:val="clear"/>
+            <w:tcMar>
+              <w:top w:type="dxa" w:w="80"/>
+              <w:left w:type="dxa" w:w="120"/>
+              <w:bottom w:type="dxa" w:w="80"/>
+              <w:right w:type="dxa" w:w="120"/>
+            </w:tcMar>
+          </w:tcPr>
+          <w:p>
+            <w:r>
+              <w:rPr>
+                <w:rFonts w:ascii="Arial" w:cs="Arial" w:eastAsia="Arial" w:hAnsi="Arial"/>
+                <w:color w:val="111827"/>
+                <w:sz w:val="20"/>
+                <w:szCs w:val="20"/>
+              </w:rPr>
+              <w:t xml:space="preserve">Organizer tidak bisa mendaftar sebagai peserta.</w:t>
+            </w:r>
+          </w:p>
+        </w:tc>
+        <w:tc>
+          <w:tcPr>
+            <w:tcW w:type="dxa" w:w="2560"/>
+            <w:tcBorders>
+              <w:top w:val="single" w:color="E5E7EB" w:sz="1"/>
+              <w:left w:val="single" w:color="E5E7EB" w:sz="1"/>
+              <w:bottom w:val="single" w:color="E5E7EB" w:sz="1"/>
+              <w:right w:val="single" w:color="E5E7EB" w:sz="1"/>
+            </w:tcBorders>
+            <w:shd w:fill="F3F4F6" w:val="clear"/>
+            <w:tcMar>
+              <w:top w:type="dxa" w:w="80"/>
+              <w:left w:type="dxa" w:w="120"/>
+              <w:bottom w:type="dxa" w:w="80"/>
+              <w:right w:type="dxa" w:w="120"/>
+            </w:tcMar>
+          </w:tcPr>
+          <w:p>
+            <w:r>
+              <w:rPr>
+                <w:rFonts w:ascii="Arial" w:cs="Arial" w:eastAsia="Arial" w:hAnsi="Arial"/>
+                <w:color w:val="111827"/>
+                <w:sz w:val="20"/>
+                <w:szCs w:val="20"/>
+              </w:rPr>
+              <w:t xml:space="preserve">Owner/staff daftar ke turnamen sendiri</w:t>
+            </w:r>
+          </w:p>
+        </w:tc>
+      </w:tr>
+      <w:tr>
+        <w:tc>
+          <w:tcPr>
+            <w:tcW w:type="dxa" w:w="1200"/>
+            <w:tcBorders>
+              <w:top w:val="single" w:color="E5E7EB" w:sz="1"/>
+              <w:left w:val="single" w:color="E5E7EB" w:sz="1"/>
+              <w:bottom w:val="single" w:color="E5E7EB" w:sz="1"/>
+              <w:right w:val="single" w:color="E5E7EB" w:sz="1"/>
+            </w:tcBorders>
+            <w:shd w:fill="FFFFFF" w:val="clear"/>
+            <w:tcMar>
+              <w:top w:type="dxa" w:w="80"/>
+              <w:left w:type="dxa" w:w="120"/>
+              <w:bottom w:type="dxa" w:w="80"/>
+              <w:right w:type="dxa" w:w="120"/>
+            </w:tcMar>
+          </w:tcPr>
+          <w:p>
+            <w:r>
+              <w:rPr>
+                <w:rFonts w:ascii="Arial" w:cs="Arial" w:eastAsia="Arial" w:hAnsi="Arial"/>
+                <w:color w:val="111827"/>
+                <w:sz w:val="20"/>
+                <w:szCs w:val="20"/>
+              </w:rPr>
+              <w:t xml:space="preserve">400</w:t>
+            </w:r>
+          </w:p>
+        </w:tc>
+        <w:tc>
+          <w:tcPr>
+            <w:tcW w:type="dxa" w:w="2800"/>
+            <w:tcBorders>
+              <w:top w:val="single" w:color="E5E7EB" w:sz="1"/>
+              <w:left w:val="single" w:color="E5E7EB" w:sz="1"/>
+              <w:bottom w:val="single" w:color="E5E7EB" w:sz="1"/>
+              <w:right w:val="single" w:color="E5E7EB" w:sz="1"/>
+            </w:tcBorders>
+            <w:shd w:fill="FFFFFF" w:val="clear"/>
+            <w:tcMar>
+              <w:top w:type="dxa" w:w="80"/>
+              <w:left w:type="dxa" w:w="120"/>
+              <w:bottom w:type="dxa" w:w="80"/>
+              <w:right w:type="dxa" w:w="120"/>
+            </w:tcMar>
+          </w:tcPr>
+          <w:p>
+            <w:r>
+              <w:rPr>
+                <w:rFonts w:ascii="Arial" w:cs="Arial" w:eastAsia="Arial" w:hAnsi="Arial"/>
+                <w:color w:val="111827"/>
+                <w:sz w:val="20"/>
+                <w:szCs w:val="20"/>
+              </w:rPr>
+              <w:t xml:space="preserve">PAYMENT_NOT_CONFIRMED</w:t>
+            </w:r>
+          </w:p>
+        </w:tc>
+        <w:tc>
+          <w:tcPr>
+            <w:tcW w:type="dxa" w:w="2800"/>
+            <w:tcBorders>
+              <w:top w:val="single" w:color="E5E7EB" w:sz="1"/>
+              <w:left w:val="single" w:color="E5E7EB" w:sz="1"/>
+              <w:bottom w:val="single" w:color="E5E7EB" w:sz="1"/>
+              <w:right w:val="single" w:color="E5E7EB" w:sz="1"/>
+            </w:tcBorders>
+            <w:shd w:fill="FFFFFF" w:val="clear"/>
+            <w:tcMar>
+              <w:top w:type="dxa" w:w="80"/>
+              <w:left w:type="dxa" w:w="120"/>
+              <w:bottom w:type="dxa" w:w="80"/>
+              <w:right w:type="dxa" w:w="120"/>
+            </w:tcMar>
+          </w:tcPr>
+          <w:p>
+            <w:r>
+              <w:rPr>
+                <w:rFonts w:ascii="Arial" w:cs="Arial" w:eastAsia="Arial" w:hAnsi="Arial"/>
+                <w:color w:val="111827"/>
+                <w:sz w:val="20"/>
+                <w:szCs w:val="20"/>
+              </w:rPr>
+              <w:t xml:space="preserve">Pembayaran belum dikonfirmasi.</w:t>
+            </w:r>
+          </w:p>
+        </w:tc>
+        <w:tc>
+          <w:tcPr>
+            <w:tcW w:type="dxa" w:w="2560"/>
+            <w:tcBorders>
+              <w:top w:val="single" w:color="E5E7EB" w:sz="1"/>
+              <w:left w:val="single" w:color="E5E7EB" w:sz="1"/>
+              <w:bottom w:val="single" w:color="E5E7EB" w:sz="1"/>
+              <w:right w:val="single" w:color="E5E7EB" w:sz="1"/>
+            </w:tcBorders>
+            <w:shd w:fill="FFFFFF" w:val="clear"/>
+            <w:tcMar>
+              <w:top w:type="dxa" w:w="80"/>
+              <w:left w:type="dxa" w:w="120"/>
+              <w:bottom w:type="dxa" w:w="80"/>
+              <w:right w:type="dxa" w:w="120"/>
+            </w:tcMar>
+          </w:tcPr>
+          <w:p>
+            <w:r>
+              <w:rPr>
+                <w:rFonts w:ascii="Arial" w:cs="Arial" w:eastAsia="Arial" w:hAnsi="Arial"/>
+                <w:color w:val="111827"/>
+                <w:sz w:val="20"/>
+                <w:szCs w:val="20"/>
+              </w:rPr>
+              <w:t xml:space="preserve">Approve peserta yang belum bayar</w:t>
+            </w:r>
+          </w:p>
+        </w:tc>
+      </w:tr>
+      <w:tr>
+        <w:tc>
+          <w:tcPr>
+            <w:tcW w:type="dxa" w:w="1200"/>
+            <w:tcBorders>
+              <w:top w:val="single" w:color="E5E7EB" w:sz="1"/>
+              <w:left w:val="single" w:color="E5E7EB" w:sz="1"/>
+              <w:bottom w:val="single" w:color="E5E7EB" w:sz="1"/>
+              <w:right w:val="single" w:color="E5E7EB" w:sz="1"/>
+            </w:tcBorders>
+            <w:shd w:fill="F3F4F6" w:val="clear"/>
+            <w:tcMar>
+              <w:top w:type="dxa" w:w="80"/>
+              <w:left w:type="dxa" w:w="120"/>
+              <w:bottom w:type="dxa" w:w="80"/>
+              <w:right w:type="dxa" w:w="120"/>
+            </w:tcMar>
+          </w:tcPr>
+          <w:p>
+            <w:r>
+              <w:rPr>
+                <w:rFonts w:ascii="Arial" w:cs="Arial" w:eastAsia="Arial" w:hAnsi="Arial"/>
+                <w:color w:val="111827"/>
+                <w:sz w:val="20"/>
+                <w:szCs w:val="20"/>
+              </w:rPr>
               <w:t xml:space="preserve">422</w:t>
             </w:r>
           </w:p>
@@ -13871,7 +15194,7 @@
               <w:bottom w:val="single" w:color="E5E7EB" w:sz="1"/>
               <w:right w:val="single" w:color="E5E7EB" w:sz="1"/>
             </w:tcBorders>
-            <w:shd w:fill="FFFFFF" w:val="clear"/>
+            <w:shd w:fill="F3F4F6" w:val="clear"/>
             <w:tcMar>
               <w:top w:type="dxa" w:w="80"/>
               <w:left w:type="dxa" w:w="120"/>
@@ -13900,7 +15223,7 @@
               <w:bottom w:val="single" w:color="E5E7EB" w:sz="1"/>
               <w:right w:val="single" w:color="E5E7EB" w:sz="1"/>
             </w:tcBorders>
-            <w:shd w:fill="FFFFFF" w:val="clear"/>
+            <w:shd w:fill="F3F4F6" w:val="clear"/>
             <w:tcMar>
               <w:top w:type="dxa" w:w="80"/>
               <w:left w:type="dxa" w:w="120"/>
@@ -13929,7 +15252,7 @@
               <w:bottom w:val="single" w:color="E5E7EB" w:sz="1"/>
               <w:right w:val="single" w:color="E5E7EB" w:sz="1"/>
             </w:tcBorders>
-            <w:shd w:fill="FFFFFF" w:val="clear"/>
+            <w:shd w:fill="F3F4F6" w:val="clear"/>
             <w:tcMar>
               <w:top w:type="dxa" w:w="80"/>
               <w:left w:type="dxa" w:w="120"/>
